--- a/docs/as-built/docx/rules.docx
+++ b/docs/as-built/docx/rules.docx
@@ -408,7 +408,7 @@
               <a:graphicData uri="http://schemas.openxmlformats.org/drawingml/2006/picture">
                 <pic:pic>
                   <pic:nvPicPr>
-                    <pic:cNvPr descr="/tmp/docximg-dY8fbM/rules_md_1.png" id="22" name="Picture"/>
+                    <pic:cNvPr descr="/tmp/docximg-d8ZS2x/rules_md_1.png" id="22" name="Picture"/>
                     <pic:cNvPicPr>
                       <a:picLocks noChangeArrowheads="1" noChangeAspect="1"/>
                     </pic:cNvPicPr>
@@ -5134,7 +5134,7 @@
               <a:graphicData uri="http://schemas.openxmlformats.org/drawingml/2006/picture">
                 <pic:pic>
                   <pic:nvPicPr>
-                    <pic:cNvPr descr="/tmp/docximg-dY8fbM/rules_md_2.png" id="35" name="Picture"/>
+                    <pic:cNvPr descr="/tmp/docximg-d8ZS2x/rules_md_2.png" id="35" name="Picture"/>
                     <pic:cNvPicPr>
                       <a:picLocks noChangeArrowheads="1" noChangeAspect="1"/>
                     </pic:cNvPicPr>
@@ -5401,13 +5401,13 @@
       </w:r>
     </w:p>
     <w:bookmarkEnd w:id="40"/>
-    <w:bookmarkStart w:id="41" w:name="X89de12bcbda887c6ec5ea5eed2f747bbdb3a288"/>
+    <w:bookmarkStart w:id="41" w:name="Xbdb564fcab6f6f71ef61f22280b7304c50ca780"/>
     <w:p>
       <w:pPr>
         <w:pStyle w:val="Heading2"/>
       </w:pPr>
       <w:r>
-        <w:t xml:space="preserve">6. Processes</w:t>
+        <w:t xml:space="preserve">6. Processes &amp; ops console</w:t>
       </w:r>
     </w:p>
     <w:p>
@@ -5418,6 +5418,213 @@
         <w:t xml:space="preserve">Synchronous evaluation; no workflow.</w:t>
       </w:r>
     </w:p>
+    <w:p>
+      <w:pPr>
+        <w:pStyle w:val="BodyText"/>
+      </w:pPr>
+      <w:r>
+        <w:rPr>
+          <w:bCs/>
+          <w:b/>
+        </w:rPr>
+        <w:t xml:space="preserve">Ops console</w:t>
+      </w:r>
+      <w:r>
+        <w:t xml:space="preserve"> </w:t>
+      </w:r>
+      <w:r>
+        <w:t xml:space="preserve">—</w:t>
+      </w:r>
+      <w:r>
+        <w:t xml:space="preserve"> </w:t>
+      </w:r>
+      <w:r>
+        <w:rPr>
+          <w:rStyle w:val="VerbatimChar"/>
+        </w:rPr>
+        <w:t xml:space="preserve">sophix:rules:*</w:t>
+      </w:r>
+      <w:r>
+        <w:t xml:space="preserve">, all read-only (inspect which policy is live and dry-run it; no persistence):</w:t>
+      </w:r>
+    </w:p>
+    <w:tbl>
+      <w:tblPr>
+        <w:tblStyle w:val="Table"/>
+        <w:tblW w:type="auto" w:w="0"/>
+        <w:tblLook w:firstRow="1" w:lastRow="0" w:firstColumn="0" w:lastColumn="0" w:noHBand="0" w:noVBand="0" w:val="0020"/>
+        <w:jc w:val="start"/>
+      </w:tblPr>
+      <w:tblGrid>
+        <w:gridCol w:w="2640"/>
+        <w:gridCol w:w="2640"/>
+        <w:gridCol w:w="2640"/>
+      </w:tblGrid>
+      <w:tr>
+        <w:trPr>
+          <w:tblHeader w:val="true"/>
+        </w:trPr>
+        <w:tc>
+          <w:tcPr/>
+          <w:p>
+            <w:pPr>
+              <w:pStyle w:val="Compact"/>
+              <w:jc w:val="left"/>
+            </w:pPr>
+            <w:r>
+              <w:t xml:space="preserve">Command</w:t>
+            </w:r>
+          </w:p>
+        </w:tc>
+        <w:tc>
+          <w:tcPr/>
+          <w:p>
+            <w:pPr>
+              <w:pStyle w:val="Compact"/>
+              <w:jc w:val="left"/>
+            </w:pPr>
+            <w:r>
+              <w:t xml:space="preserve">Kind</w:t>
+            </w:r>
+          </w:p>
+        </w:tc>
+        <w:tc>
+          <w:tcPr/>
+          <w:p>
+            <w:pPr>
+              <w:pStyle w:val="Compact"/>
+              <w:jc w:val="left"/>
+            </w:pPr>
+            <w:r>
+              <w:t xml:space="preserve">Does</w:t>
+            </w:r>
+          </w:p>
+        </w:tc>
+      </w:tr>
+      <w:tr>
+        <w:tc>
+          <w:tcPr/>
+          <w:p>
+            <w:pPr>
+              <w:pStyle w:val="Compact"/>
+              <w:jc w:val="left"/>
+            </w:pPr>
+            <w:r>
+              <w:rPr>
+                <w:rStyle w:val="VerbatimChar"/>
+              </w:rPr>
+              <w:t xml:space="preserve">ops-status [--operator] [--rule-set]</w:t>
+            </w:r>
+          </w:p>
+        </w:tc>
+        <w:tc>
+          <w:tcPr/>
+          <w:p>
+            <w:pPr>
+              <w:pStyle w:val="Compact"/>
+              <w:jc w:val="left"/>
+            </w:pPr>
+            <w:r>
+              <w:t xml:space="preserve">review</w:t>
+            </w:r>
+          </w:p>
+        </w:tc>
+        <w:tc>
+          <w:tcPr/>
+          <w:p>
+            <w:pPr>
+              <w:pStyle w:val="Compact"/>
+              <w:jc w:val="left"/>
+            </w:pPr>
+            <w:r>
+              <w:t xml:space="preserve">inventory of DEPLOYED decision tables and their live version + status per rule set/operator</w:t>
+            </w:r>
+          </w:p>
+        </w:tc>
+      </w:tr>
+      <w:tr>
+        <w:tc>
+          <w:tcPr/>
+          <w:p>
+            <w:pPr>
+              <w:pStyle w:val="Compact"/>
+              <w:jc w:val="left"/>
+            </w:pPr>
+            <w:r>
+              <w:rPr>
+                <w:rStyle w:val="VerbatimChar"/>
+              </w:rPr>
+              <w:t xml:space="preserve">table-show {ruleSet} [--operator]</w:t>
+            </w:r>
+          </w:p>
+        </w:tc>
+        <w:tc>
+          <w:tcPr/>
+          <w:p>
+            <w:pPr>
+              <w:pStyle w:val="Compact"/>
+              <w:jc w:val="left"/>
+            </w:pPr>
+            <w:r>
+              <w:t xml:space="preserve">review</w:t>
+            </w:r>
+          </w:p>
+        </w:tc>
+        <w:tc>
+          <w:tcPr/>
+          <w:p>
+            <w:pPr>
+              <w:pStyle w:val="Compact"/>
+              <w:jc w:val="left"/>
+            </w:pPr>
+            <w:r>
+              <w:t xml:space="preserve">the table LIVE for a rule set — inputs, every rule's when/then, default output, version (operator-specific overrides global, highest version wins)</w:t>
+            </w:r>
+          </w:p>
+        </w:tc>
+      </w:tr>
+      <w:tr>
+        <w:tc>
+          <w:tcPr/>
+          <w:p>
+            <w:pPr>
+              <w:pStyle w:val="Compact"/>
+              <w:jc w:val="left"/>
+            </w:pPr>
+            <w:r>
+              <w:rPr>
+                <w:rStyle w:val="VerbatimChar"/>
+              </w:rPr>
+              <w:t xml:space="preserve">evaluate {ruleSet} [--facts]</w:t>
+            </w:r>
+          </w:p>
+        </w:tc>
+        <w:tc>
+          <w:tcPr/>
+          <w:p>
+            <w:pPr>
+              <w:pStyle w:val="Compact"/>
+              <w:jc w:val="left"/>
+            </w:pPr>
+            <w:r>
+              <w:t xml:space="preserve">review</w:t>
+            </w:r>
+          </w:p>
+        </w:tc>
+        <w:tc>
+          <w:tcPr/>
+          <w:p>
+            <w:pPr>
+              <w:pStyle w:val="Compact"/>
+              <w:jc w:val="left"/>
+            </w:pPr>
+            <w:r>
+              <w:t xml:space="preserve">dry-run a rule set against sample facts and show the decision (side-effect free: facts in, result out, no persistence)</w:t>
+            </w:r>
+          </w:p>
+        </w:tc>
+      </w:tr>
+    </w:tbl>
     <w:bookmarkEnd w:id="41"/>
     <w:bookmarkStart w:id="42" w:name="X1bf2a627be6ee103cb059e15364eccb4d059631"/>
     <w:p>

--- a/docs/as-built/docx/rules.docx
+++ b/docs/as-built/docx/rules.docx
@@ -408,7 +408,7 @@
               <a:graphicData uri="http://schemas.openxmlformats.org/drawingml/2006/picture">
                 <pic:pic>
                   <pic:nvPicPr>
-                    <pic:cNvPr descr="/tmp/docximg-d8ZS2x/rules_md_1.png" id="22" name="Picture"/>
+                    <pic:cNvPr descr="/tmp/docximg-J7W2Aj/rules_md_1.png" id="22" name="Picture"/>
                     <pic:cNvPicPr>
                       <a:picLocks noChangeArrowheads="1" noChangeAspect="1"/>
                     </pic:cNvPicPr>
@@ -501,9 +501,15 @@
         </w:rPr>
         <w:t xml:space="preserve">Who does what:</w:t>
       </w:r>
-      <w:r>
-        <w:t xml:space="preserve"> </w:t>
-      </w:r>
+    </w:p>
+    <w:p>
+      <w:pPr>
+        <w:numPr>
+          <w:ilvl w:val="0"/>
+          <w:numId w:val="1002"/>
+        </w:numPr>
+        <w:pStyle w:val="Compact"/>
+      </w:pPr>
       <w:r>
         <w:t xml:space="preserve">Catalog</w:t>
       </w:r>
@@ -532,10 +538,19 @@
         <w:t xml:space="preserve">RuleEngine::evaluate('rules.tax-applicability', {taxableKind, customerCategory})</w:t>
       </w:r>
       <w:r>
-        <w:t xml:space="preserve"> </w:t>
-      </w:r>
-      <w:r>
-        <w:t xml:space="preserve">→ a deployed</w:t>
+        <w:t xml:space="preserve">.</w:t>
+      </w:r>
+    </w:p>
+    <w:p>
+      <w:pPr>
+        <w:numPr>
+          <w:ilvl w:val="0"/>
+          <w:numId w:val="1002"/>
+        </w:numPr>
+        <w:pStyle w:val="Compact"/>
+      </w:pPr>
+      <w:r>
+        <w:t xml:space="preserve">A deployed</w:t>
       </w:r>
       <w:r>
         <w:t xml:space="preserve"> </w:t>
@@ -547,17 +562,25 @@
         <w:t xml:space="preserve">decision_table</w:t>
       </w:r>
       <w:r>
-        <w:t xml:space="preserve">'s rows match the facts → returns the tax</w:t>
-      </w:r>
-      <w:r>
-        <w:t xml:space="preserve"> </w:t>
-      </w:r>
-      <w:r>
-        <w:t xml:space="preserve">group.</w:t>
-      </w:r>
-      <w:r>
-        <w:t xml:space="preserve"> </w:t>
-      </w:r>
+        <w:t xml:space="preserve">'s rows match the facts.</w:t>
+      </w:r>
+    </w:p>
+    <w:p>
+      <w:pPr>
+        <w:numPr>
+          <w:ilvl w:val="0"/>
+          <w:numId w:val="1002"/>
+        </w:numPr>
+        <w:pStyle w:val="Compact"/>
+      </w:pPr>
+      <w:r>
+        <w:t xml:space="preserve">Returns the tax group.</w:t>
+      </w:r>
+    </w:p>
+    <w:p>
+      <w:pPr>
+        <w:pStyle w:val="FirstParagraph"/>
+      </w:pPr>
       <w:r>
         <w:rPr>
           <w:iCs/>
@@ -4878,7 +4901,7 @@
       <w:pPr>
         <w:numPr>
           <w:ilvl w:val="0"/>
-          <w:numId w:val="1002"/>
+          <w:numId w:val="1003"/>
         </w:numPr>
         <w:pStyle w:val="Compact"/>
       </w:pPr>
@@ -4969,7 +4992,7 @@
       <w:pPr>
         <w:numPr>
           <w:ilvl w:val="0"/>
-          <w:numId w:val="1002"/>
+          <w:numId w:val="1003"/>
         </w:numPr>
         <w:pStyle w:val="Compact"/>
       </w:pPr>
@@ -5021,7 +5044,7 @@
       <w:pPr>
         <w:numPr>
           <w:ilvl w:val="0"/>
-          <w:numId w:val="1002"/>
+          <w:numId w:val="1003"/>
         </w:numPr>
         <w:pStyle w:val="Compact"/>
       </w:pPr>
@@ -5134,7 +5157,7 @@
               <a:graphicData uri="http://schemas.openxmlformats.org/drawingml/2006/picture">
                 <pic:pic>
                   <pic:nvPicPr>
-                    <pic:cNvPr descr="/tmp/docximg-d8ZS2x/rules_md_2.png" id="35" name="Picture"/>
+                    <pic:cNvPr descr="/tmp/docximg-J7W2Aj/rules_md_2.png" id="35" name="Picture"/>
                     <pic:cNvPicPr>
                       <a:picLocks noChangeArrowheads="1" noChangeAspect="1"/>
                     </pic:cNvPicPr>
@@ -5340,7 +5363,7 @@
       <w:pPr>
         <w:numPr>
           <w:ilvl w:val="0"/>
-          <w:numId w:val="1003"/>
+          <w:numId w:val="1004"/>
         </w:numPr>
         <w:pStyle w:val="Compact"/>
       </w:pPr>
@@ -5694,7 +5717,7 @@
       <w:pPr>
         <w:numPr>
           <w:ilvl w:val="0"/>
-          <w:numId w:val="1004"/>
+          <w:numId w:val="1005"/>
         </w:numPr>
         <w:pStyle w:val="Compact"/>
       </w:pPr>
@@ -5869,7 +5892,7 @@
       <w:pPr>
         <w:numPr>
           <w:ilvl w:val="0"/>
-          <w:numId w:val="1005"/>
+          <w:numId w:val="1006"/>
         </w:numPr>
         <w:pStyle w:val="Compact"/>
       </w:pPr>
@@ -6061,6 +6084,91 @@
       </w:pPr>
     </w:lvl>
   </w:abstractNum>
+  <w:abstractNum w:abstractNumId="99411">
+    <w:nsid w:val="A99411"/>
+    <w:multiLevelType w:val="multilevel"/>
+    <w:lvl w:ilvl="0">
+      <w:start w:val="1"/>
+      <w:numFmt w:val="decimal"/>
+      <w:lvlText w:val="%1."/>
+      <w:lvlJc w:val="left"/>
+      <w:pPr>
+        <w:ind w:left="720" w:hanging="480"/>
+      </w:pPr>
+    </w:lvl>
+    <w:lvl w:ilvl="1">
+      <w:start w:val="1"/>
+      <w:numFmt w:val="decimal"/>
+      <w:lvlText w:val="%2."/>
+      <w:lvlJc w:val="left"/>
+      <w:pPr>
+        <w:ind w:left="1440" w:hanging="480"/>
+      </w:pPr>
+    </w:lvl>
+    <w:lvl w:ilvl="2">
+      <w:start w:val="1"/>
+      <w:numFmt w:val="decimal"/>
+      <w:lvlText w:val="%3."/>
+      <w:lvlJc w:val="left"/>
+      <w:pPr>
+        <w:ind w:left="2160" w:hanging="480"/>
+      </w:pPr>
+    </w:lvl>
+    <w:lvl w:ilvl="3">
+      <w:start w:val="1"/>
+      <w:numFmt w:val="decimal"/>
+      <w:lvlText w:val="%4."/>
+      <w:lvlJc w:val="left"/>
+      <w:pPr>
+        <w:ind w:left="2880" w:hanging="480"/>
+      </w:pPr>
+    </w:lvl>
+    <w:lvl w:ilvl="4">
+      <w:start w:val="1"/>
+      <w:numFmt w:val="decimal"/>
+      <w:lvlText w:val="%5."/>
+      <w:lvlJc w:val="left"/>
+      <w:pPr>
+        <w:ind w:left="3600" w:hanging="480"/>
+      </w:pPr>
+    </w:lvl>
+    <w:lvl w:ilvl="5">
+      <w:start w:val="1"/>
+      <w:numFmt w:val="decimal"/>
+      <w:lvlText w:val="%6."/>
+      <w:lvlJc w:val="left"/>
+      <w:pPr>
+        <w:ind w:left="4320" w:hanging="480"/>
+      </w:pPr>
+    </w:lvl>
+    <w:lvl w:ilvl="6">
+      <w:start w:val="1"/>
+      <w:numFmt w:val="decimal"/>
+      <w:lvlText w:val="%7."/>
+      <w:lvlJc w:val="left"/>
+      <w:pPr>
+        <w:ind w:left="5040" w:hanging="480"/>
+      </w:pPr>
+    </w:lvl>
+    <w:lvl w:ilvl="7">
+      <w:start w:val="1"/>
+      <w:numFmt w:val="decimal"/>
+      <w:lvlText w:val="%8."/>
+      <w:lvlJc w:val="left"/>
+      <w:pPr>
+        <w:ind w:left="5760" w:hanging="480"/>
+      </w:pPr>
+    </w:lvl>
+    <w:lvl w:ilvl="8">
+      <w:start w:val="1"/>
+      <w:numFmt w:val="decimal"/>
+      <w:lvlText w:val="%9."/>
+      <w:lvlJc w:val="left"/>
+      <w:pPr>
+        <w:ind w:left="6480" w:hanging="480"/>
+      </w:pPr>
+    </w:lvl>
+  </w:abstractNum>
   <w:num w:numId="1000">
     <w:abstractNumId w:val="990"/>
   </w:num>
@@ -6068,7 +6176,34 @@
     <w:abstractNumId w:val="991"/>
   </w:num>
   <w:num w:numId="1002">
-    <w:abstractNumId w:val="991"/>
+    <w:abstractNumId w:val="99411"/>
+    <w:lvlOverride w:ilvl="0">
+      <w:startOverride w:val="1"/>
+    </w:lvlOverride>
+    <w:lvlOverride w:ilvl="1">
+      <w:startOverride w:val="1"/>
+    </w:lvlOverride>
+    <w:lvlOverride w:ilvl="2">
+      <w:startOverride w:val="1"/>
+    </w:lvlOverride>
+    <w:lvlOverride w:ilvl="3">
+      <w:startOverride w:val="1"/>
+    </w:lvlOverride>
+    <w:lvlOverride w:ilvl="4">
+      <w:startOverride w:val="1"/>
+    </w:lvlOverride>
+    <w:lvlOverride w:ilvl="5">
+      <w:startOverride w:val="1"/>
+    </w:lvlOverride>
+    <w:lvlOverride w:ilvl="6">
+      <w:startOverride w:val="1"/>
+    </w:lvlOverride>
+    <w:lvlOverride w:ilvl="7">
+      <w:startOverride w:val="1"/>
+    </w:lvlOverride>
+    <w:lvlOverride w:ilvl="8">
+      <w:startOverride w:val="1"/>
+    </w:lvlOverride>
   </w:num>
   <w:num w:numId="1003">
     <w:abstractNumId w:val="991"/>
@@ -6077,6 +6212,9 @@
     <w:abstractNumId w:val="991"/>
   </w:num>
   <w:num w:numId="1005">
+    <w:abstractNumId w:val="991"/>
+  </w:num>
+  <w:num w:numId="1006">
     <w:abstractNumId w:val="991"/>
   </w:num>
 </w:numbering>
